--- a/docs/pricing.docx
+++ b/docs/pricing.docx
@@ -5,9 +5,9 @@
     <w:p>
       <w:r>
         <w:drawing>
-          <wp:inline distT="0" distB="0" distL="0" distR="0" wp14:anchorId="7041CFE8" wp14:editId="01F33638">
-            <wp:extent cx="5943600" cy="3157220"/>
-            <wp:effectExtent l="0" t="0" r="0" b="5080"/>
+          <wp:inline distT="0" distB="0" distL="0" distR="0" wp14:anchorId="7041CFE8" wp14:editId="691890AC">
+            <wp:extent cx="5736380" cy="2762250"/>
+            <wp:effectExtent l="0" t="0" r="0" b="0"/>
             <wp:docPr id="814651813" name="Picture 1"/>
             <wp:cNvGraphicFramePr>
               <a:graphicFrameLocks xmlns:a="http://schemas.openxmlformats.org/drawingml/2006/main" noChangeAspect="1"/>
@@ -19,20 +19,29 @@
                     <pic:cNvPr id="814651813" name=""/>
                     <pic:cNvPicPr/>
                   </pic:nvPicPr>
-                  <pic:blipFill>
+                  <pic:blipFill rotWithShape="1">
                     <a:blip r:embed="rId4"/>
+                    <a:srcRect t="12502" r="3477"/>
                     <a:stretch>
                       <a:fillRect/>
                     </a:stretch>
                   </pic:blipFill>
-                  <pic:spPr>
+                  <pic:spPr bwMode="auto">
                     <a:xfrm>
                       <a:off x="0" y="0"/>
-                      <a:ext cx="5943600" cy="3157220"/>
+                      <a:ext cx="5736930" cy="2762515"/>
                     </a:xfrm>
                     <a:prstGeom prst="rect">
                       <a:avLst/>
                     </a:prstGeom>
+                    <a:ln>
+                      <a:noFill/>
+                    </a:ln>
+                    <a:extLst>
+                      <a:ext uri="{53640926-AAD7-44D8-BBD7-CCE9431645EC}">
+                        <a14:shadowObscured xmlns:a14="http://schemas.microsoft.com/office/drawing/2010/main"/>
+                      </a:ext>
+                    </a:extLst>
                   </pic:spPr>
                 </pic:pic>
               </a:graphicData>
@@ -42,9 +51,9 @@
       </w:r>
       <w:r>
         <w:drawing>
-          <wp:inline distT="0" distB="0" distL="0" distR="0" wp14:anchorId="528FBD01" wp14:editId="204345AE">
-            <wp:extent cx="5943600" cy="3157220"/>
-            <wp:effectExtent l="0" t="0" r="0" b="5080"/>
+          <wp:inline distT="0" distB="0" distL="0" distR="0" wp14:anchorId="528FBD01" wp14:editId="1D5C1DFE">
+            <wp:extent cx="5723223" cy="2742565"/>
+            <wp:effectExtent l="0" t="0" r="0" b="635"/>
             <wp:docPr id="1605097956" name="Picture 1"/>
             <wp:cNvGraphicFramePr>
               <a:graphicFrameLocks xmlns:a="http://schemas.openxmlformats.org/drawingml/2006/main" noChangeAspect="1"/>
@@ -56,20 +65,29 @@
                     <pic:cNvPr id="1605097956" name=""/>
                     <pic:cNvPicPr/>
                   </pic:nvPicPr>
-                  <pic:blipFill>
+                  <pic:blipFill rotWithShape="1">
                     <a:blip r:embed="rId5"/>
+                    <a:srcRect t="13127" r="3700"/>
                     <a:stretch>
                       <a:fillRect/>
                     </a:stretch>
                   </pic:blipFill>
-                  <pic:spPr>
+                  <pic:spPr bwMode="auto">
                     <a:xfrm>
                       <a:off x="0" y="0"/>
-                      <a:ext cx="5943600" cy="3157220"/>
+                      <a:ext cx="5723672" cy="2742780"/>
                     </a:xfrm>
                     <a:prstGeom prst="rect">
                       <a:avLst/>
                     </a:prstGeom>
+                    <a:ln>
+                      <a:noFill/>
+                    </a:ln>
+                    <a:extLst>
+                      <a:ext uri="{53640926-AAD7-44D8-BBD7-CCE9431645EC}">
+                        <a14:shadowObscured xmlns:a14="http://schemas.microsoft.com/office/drawing/2010/main"/>
+                      </a:ext>
+                    </a:extLst>
                   </pic:spPr>
                 </pic:pic>
               </a:graphicData>
@@ -80,7 +98,15 @@
     </w:p>
     <w:p>
       <w:r>
-        <w:t>I used the AWS Pricing Calculator to estimate costs at scale, assuming around one million users. The total monthly cost is about $8. This is low because the application uses serverless services like Lambda and DynamoDB, which only charge based on usage. CloudFront is the largest cost because it handles delivering the frontend to users.</w:t>
+        <w:t xml:space="preserve">I used the AWS Pricing Calculator to estimate costs at scale, assuming around one million users. The total monthly cost is about $8. This is low because the application uses serverless services like Lambda and DynamoDB, which only charge based on usage. CloudFront </w:t>
+      </w:r>
+      <w:proofErr w:type="gramStart"/>
+      <w:r>
+        <w:t>is</w:t>
+      </w:r>
+      <w:proofErr w:type="gramEnd"/>
+      <w:r>
+        <w:t xml:space="preserve"> the largest cost because it handles delivering the frontend to users.</w:t>
       </w:r>
     </w:p>
     <w:p>
